--- a/Price Optimization Model.docx
+++ b/Price Optimization Model.docx
@@ -70,7 +70,23 @@
     </w:p>
     <w:p>
       <w:r>
-        <w:t>Instead, the optimization should allocate larger price reductions to strategically important, highly elastic products, where incremental price investment is expected to generate the greatest increase in unit sales. This aligns with one of the primary objectives of the brief: maximizing volume growth through targeted pricing actions. Conversely, products with lower demand elasticity, lower strategic importance, or limited margin flexibility may absorb moderate price increases, effectively funding the overall pricing investment while preserving the portfolio's financial performance.</w:t>
+        <w:t xml:space="preserve">Instead, </w:t>
+      </w:r>
+      <w:proofErr w:type="gramStart"/>
+      <w:r>
+        <w:t>the optimization</w:t>
+      </w:r>
+      <w:proofErr w:type="gramEnd"/>
+      <w:r>
+        <w:t xml:space="preserve"> should allocate larger price reductions to strategically important, highly elastic products, where incremental price investment is expected to generate the greatest increase in unit sales. This aligns with one of the primary objectives of the brief: maximizing volume growth through targeted pricing actions. Conversely, products with lower demand elasticity, lower strategic importance, or limited margin flexibility may absorb moderate price increases, effectively </w:t>
+      </w:r>
+      <w:proofErr w:type="gramStart"/>
+      <w:r>
+        <w:t>funding</w:t>
+      </w:r>
+      <w:proofErr w:type="gramEnd"/>
+      <w:r>
+        <w:t xml:space="preserve"> the overall pricing investment while preserving the portfolio's financial performance.</w:t>
       </w:r>
     </w:p>
     <w:p>
@@ -92,7 +108,15 @@
     <w:p/>
     <w:p>
       <w:r>
-        <w:t>The approach you will see below consists in 3 Steps:</w:t>
+        <w:t xml:space="preserve">The approach you will see below consists </w:t>
+      </w:r>
+      <w:proofErr w:type="gramStart"/>
+      <w:r>
+        <w:t>in</w:t>
+      </w:r>
+      <w:proofErr w:type="gramEnd"/>
+      <w:r>
+        <w:t xml:space="preserve"> 3 Steps:</w:t>
       </w:r>
     </w:p>
     <w:p>
@@ -155,7 +179,15 @@
     <w:p/>
     <w:p>
       <w:r>
-        <w:t>Product Importance could be determined in many different ways, such as using customer loyalty, price sensitivity, business margin room, trends, category penetration and others. In this specific case, I focus on what data was available and the result is that I picked 3 variables: Units Sold, Manufacturer Margin and Retailer Margin.</w:t>
+        <w:t xml:space="preserve">Product Importance could be determined in </w:t>
+      </w:r>
+      <w:proofErr w:type="gramStart"/>
+      <w:r>
+        <w:t>many different ways</w:t>
+      </w:r>
+      <w:proofErr w:type="gramEnd"/>
+      <w:r>
+        <w:t>, such as using customer loyalty, price sensitivity, business margin room, trends, category penetration and others. In this specific case, I focus on what data was available and the result is that I picked 3 variables: Units Sold, Manufacturer Margin and Retailer Margin.</w:t>
       </w:r>
     </w:p>
     <w:p/>
@@ -335,6 +367,7 @@
           <w:numId w:val="5"/>
         </w:numPr>
       </w:pPr>
+      <w:proofErr w:type="spellStart"/>
       <m:oMath>
         <m:r>
           <m:rPr>
@@ -344,7 +377,11 @@
         </m:r>
       </m:oMath>
       <w:r>
-        <w:t xml:space="preserve">is the original value. </w:t>
+        <w:t>is</w:t>
+      </w:r>
+      <w:proofErr w:type="spellEnd"/>
+      <w:r>
+        <w:t xml:space="preserve"> the original value. </w:t>
       </w:r>
     </w:p>
     <w:p>
@@ -756,6 +793,9 @@
             </m:den>
           </m:f>
           <m:r>
+            <m:rPr>
+              <m:sty m:val="p"/>
+            </m:rPr>
             <w:br/>
           </m:r>
         </m:oMath>
@@ -901,6 +941,9 @@
             </m:den>
           </m:f>
           <m:r>
+            <m:rPr>
+              <m:sty m:val="p"/>
+            </m:rPr>
             <w:br/>
           </m:r>
         </m:oMath>
@@ -1046,6 +1089,9 @@
             </m:den>
           </m:f>
           <m:r>
+            <m:rPr>
+              <m:sty m:val="p"/>
+            </m:rPr>
             <w:br/>
           </m:r>
         </m:oMath>
@@ -1054,7 +1100,7 @@
     <w:p>
       <w:r>
         <w:pict w14:anchorId="213ECC3E">
-          <v:rect id="_x0000_i1195" style="width:0;height:1.5pt" o:hralign="center" o:hrstd="t" o:hr="t" fillcolor="#a0a0a0" stroked="f"/>
+          <v:rect id="_x0000_i1025" style="width:0;height:1.5pt" o:hralign="center" o:hrstd="t" o:hr="t" fillcolor="#a0a0a0" stroked="f"/>
         </w:pict>
       </w:r>
     </w:p>
@@ -1252,6 +1298,9 @@
             </m:e>
           </m:borderBox>
           <m:r>
+            <m:rPr>
+              <m:sty m:val="p"/>
+            </m:rPr>
             <w:br/>
           </m:r>
         </m:oMath>
@@ -1260,7 +1309,7 @@
     <w:p>
       <w:r>
         <w:pict w14:anchorId="012E3C3F">
-          <v:rect id="_x0000_i1196" style="width:0;height:1.5pt" o:hralign="center" o:hrstd="t" o:hr="t" fillcolor="#a0a0a0" stroked="f"/>
+          <v:rect id="_x0000_i1026" style="width:0;height:1.5pt" o:hralign="center" o:hrstd="t" o:hr="t" fillcolor="#a0a0a0" stroked="f"/>
         </w:pict>
       </w:r>
     </w:p>
@@ -1615,6 +1664,9 @@
             </m:e>
           </m:d>
           <m:r>
+            <m:rPr>
+              <m:sty m:val="p"/>
+            </m:rPr>
             <w:br/>
           </m:r>
         </m:oMath>
@@ -1623,7 +1675,7 @@
     <w:p>
       <w:r>
         <w:pict w14:anchorId="65C9E891">
-          <v:rect id="_x0000_i1197" style="width:0;height:1.5pt" o:hralign="center" o:hrstd="t" o:hr="t" fillcolor="#a0a0a0" stroked="f"/>
+          <v:rect id="_x0000_i1027" style="width:0;height:1.5pt" o:hralign="center" o:hrstd="t" o:hr="t" fillcolor="#a0a0a0" stroked="f"/>
         </w:pict>
       </w:r>
     </w:p>
@@ -2357,7 +2409,39 @@
                 <w:sz w:val="22"/>
                 <w:szCs w:val="22"/>
               </w:rPr>
-              <w:t>Min Price Variation, i.e, -10% of 90 in a 100 sc</w:t>
+              <w:t xml:space="preserve">Min Price Variation, </w:t>
+            </w:r>
+            <w:proofErr w:type="spellStart"/>
+            <w:r>
+              <w:rPr>
+                <w:sz w:val="22"/>
+                <w:szCs w:val="22"/>
+              </w:rPr>
+              <w:t>i.e</w:t>
+            </w:r>
+            <w:proofErr w:type="spellEnd"/>
+            <w:r>
+              <w:rPr>
+                <w:sz w:val="22"/>
+                <w:szCs w:val="22"/>
+              </w:rPr>
+              <w:t xml:space="preserve">, -10% of 90 </w:t>
+            </w:r>
+            <w:proofErr w:type="gramStart"/>
+            <w:r>
+              <w:rPr>
+                <w:sz w:val="22"/>
+                <w:szCs w:val="22"/>
+              </w:rPr>
+              <w:t>in</w:t>
+            </w:r>
+            <w:proofErr w:type="gramEnd"/>
+            <w:r>
+              <w:rPr>
+                <w:sz w:val="22"/>
+                <w:szCs w:val="22"/>
+              </w:rPr>
+              <w:t xml:space="preserve"> a 100 sc</w:t>
             </w:r>
             <w:r>
               <w:rPr>
@@ -2451,49 +2535,39 @@
                 <w:sz w:val="22"/>
                 <w:szCs w:val="22"/>
               </w:rPr>
-              <w:t>M</w:t>
+              <w:t xml:space="preserve">Max Price Variation, </w:t>
             </w:r>
+            <w:proofErr w:type="spellStart"/>
             <w:r>
               <w:rPr>
                 <w:sz w:val="22"/>
                 <w:szCs w:val="22"/>
               </w:rPr>
-              <w:t>ax</w:t>
+              <w:t>i.e</w:t>
             </w:r>
+            <w:proofErr w:type="spellEnd"/>
             <w:r>
               <w:rPr>
                 <w:sz w:val="22"/>
                 <w:szCs w:val="22"/>
               </w:rPr>
-              <w:t xml:space="preserve"> Price Variation, i.e, </w:t>
+              <w:t xml:space="preserve">, +10% of 110 </w:t>
             </w:r>
+            <w:proofErr w:type="gramStart"/>
             <w:r>
               <w:rPr>
                 <w:sz w:val="22"/>
                 <w:szCs w:val="22"/>
               </w:rPr>
-              <w:t>+</w:t>
+              <w:t>in</w:t>
             </w:r>
+            <w:proofErr w:type="gramEnd"/>
             <w:r>
               <w:rPr>
                 <w:sz w:val="22"/>
                 <w:szCs w:val="22"/>
               </w:rPr>
-              <w:t xml:space="preserve">10% of </w:t>
-            </w:r>
-            <w:r>
-              <w:rPr>
-                <w:sz w:val="22"/>
-                <w:szCs w:val="22"/>
-              </w:rPr>
-              <w:t>110</w:t>
-            </w:r>
-            <w:r>
-              <w:rPr>
-                <w:sz w:val="22"/>
-                <w:szCs w:val="22"/>
-              </w:rPr>
-              <w:t xml:space="preserve"> in a 100 scale</w:t>
+              <w:t xml:space="preserve"> a 100 scale</w:t>
             </w:r>
           </w:p>
         </w:tc>
@@ -2570,28 +2644,86 @@
                 <w:sz w:val="22"/>
                 <w:szCs w:val="22"/>
               </w:rPr>
-              <w:t>Actual price used in pricing function</w:t>
+              <w:t xml:space="preserve">Actual Average </w:t>
             </w:r>
             <w:r>
               <w:rPr>
                 <w:sz w:val="22"/>
                 <w:szCs w:val="22"/>
               </w:rPr>
-              <w:t xml:space="preserve"> (</w:t>
+              <w:t xml:space="preserve">of </w:t>
             </w:r>
             <w:r>
               <w:rPr>
                 <w:sz w:val="22"/>
                 <w:szCs w:val="22"/>
               </w:rPr>
-              <w:t>List Price</w:t>
+              <w:t>Price of Slope Group</w:t>
             </w:r>
             <w:r>
               <w:rPr>
                 <w:sz w:val="22"/>
                 <w:szCs w:val="22"/>
               </w:rPr>
-              <w:t>)</w:t>
+              <w:t xml:space="preserve">, not the Product </w:t>
+            </w:r>
+            <w:r>
+              <w:rPr>
+                <w:sz w:val="22"/>
+                <w:szCs w:val="22"/>
+              </w:rPr>
+              <w:t>level</w:t>
+            </w:r>
+            <w:r>
+              <w:rPr>
+                <w:sz w:val="22"/>
+                <w:szCs w:val="22"/>
+              </w:rPr>
+              <w:t>,</w:t>
+            </w:r>
+            <w:r>
+              <w:rPr>
+                <w:sz w:val="22"/>
+                <w:szCs w:val="22"/>
+              </w:rPr>
+              <w:t xml:space="preserve"> </w:t>
+            </w:r>
+            <w:proofErr w:type="gramStart"/>
+            <w:r>
+              <w:rPr>
+                <w:sz w:val="22"/>
+                <w:szCs w:val="22"/>
+              </w:rPr>
+              <w:t>in order</w:t>
+            </w:r>
+            <w:r>
+              <w:rPr>
+                <w:sz w:val="22"/>
+                <w:szCs w:val="22"/>
+              </w:rPr>
+              <w:t xml:space="preserve"> to</w:t>
+            </w:r>
+            <w:proofErr w:type="gramEnd"/>
+            <w:r>
+              <w:rPr>
+                <w:sz w:val="22"/>
+                <w:szCs w:val="22"/>
+              </w:rPr>
+              <w:t xml:space="preserve"> force </w:t>
+            </w:r>
+            <w:r>
+              <w:rPr>
+                <w:sz w:val="22"/>
+                <w:szCs w:val="22"/>
+              </w:rPr>
+              <w:t xml:space="preserve">homogenization of price variation within Slope </w:t>
+            </w:r>
+            <w:r>
+              <w:rPr>
+                <w:sz w:val="22"/>
+                <w:szCs w:val="22"/>
+              </w:rPr>
+              <w:t>Group</w:t>
             </w:r>
           </w:p>
         </w:tc>
@@ -2753,6 +2885,13 @@
                 <w:szCs w:val="22"/>
               </w:rPr>
               <w:t xml:space="preserve"> Importance</w:t>
+            </w:r>
+            <w:r>
+              <w:rPr>
+                <w:sz w:val="22"/>
+                <w:szCs w:val="22"/>
+              </w:rPr>
+              <w:t xml:space="preserve"> of Slope Group</w:t>
             </w:r>
           </w:p>
         </w:tc>
@@ -2834,26 +2973,28 @@
                 <w:szCs w:val="22"/>
               </w:rPr>
             </w:pPr>
+            <w:proofErr w:type="gramStart"/>
             <w:r>
               <w:rPr>
                 <w:sz w:val="22"/>
                 <w:szCs w:val="22"/>
               </w:rPr>
-              <w:t xml:space="preserve">Product </w:t>
+              <w:t xml:space="preserve">Product  </w:t>
             </w:r>
             <w:r>
               <w:rPr>
                 <w:sz w:val="22"/>
                 <w:szCs w:val="22"/>
               </w:rPr>
-              <w:t xml:space="preserve"> </w:t>
+              <w:t>Member</w:t>
             </w:r>
+            <w:proofErr w:type="gramEnd"/>
             <w:r>
               <w:rPr>
                 <w:sz w:val="22"/>
                 <w:szCs w:val="22"/>
               </w:rPr>
-              <w:t>Member Importance cutoff</w:t>
+              <w:t xml:space="preserve"> Importance cutoff</w:t>
             </w:r>
             <w:r>
               <w:rPr>
@@ -3027,8 +3168,9 @@
           <w:sz w:val="18"/>
           <w:szCs w:val="18"/>
         </w:rPr>
-        <w:t>S-Curve using Max=110,Min=90</w:t>
-      </w:r>
+        <w:t>S-Curve using Max=</w:t>
+      </w:r>
+      <w:proofErr w:type="gramStart"/>
       <w:r>
         <w:rPr>
           <w:i/>
@@ -3036,6 +3178,25 @@
           <w:sz w:val="18"/>
           <w:szCs w:val="18"/>
         </w:rPr>
+        <w:t>110,Min</w:t>
+      </w:r>
+      <w:proofErr w:type="gramEnd"/>
+      <w:r>
+        <w:rPr>
+          <w:i/>
+          <w:iCs/>
+          <w:sz w:val="18"/>
+          <w:szCs w:val="18"/>
+        </w:rPr>
+        <w:t>=90</w:t>
+      </w:r>
+      <w:r>
+        <w:rPr>
+          <w:i/>
+          <w:iCs/>
+          <w:sz w:val="18"/>
+          <w:szCs w:val="18"/>
+        </w:rPr>
         <w:t xml:space="preserve"> and Inclination-2</w:t>
       </w:r>
     </w:p>
@@ -3051,7 +3212,9 @@
         <w:rPr>
           <w:b/>
           <w:bCs/>
-        </w:rPr>
+          <w:noProof/>
+        </w:rPr>
+        <w:lastRenderedPageBreak/>
         <w:drawing>
           <wp:inline distT="0" distB="0" distL="0" distR="0" wp14:anchorId="419B7458" wp14:editId="06946497">
             <wp:extent cx="3329940" cy="2384290"/>
@@ -3102,7 +3265,6 @@
           <w:b/>
           <w:bCs/>
         </w:rPr>
-        <w:lastRenderedPageBreak/>
         <w:t>Defining, mathematically, the optimization model, Objective function, constraints</w:t>
       </w:r>
     </w:p>
@@ -3118,7 +3280,15 @@
         <w:t xml:space="preserve"> shaped the new future price in a </w:t>
       </w:r>
       <w:r>
-        <w:t>non-linear equation (S-Curve). The next step to build the Margin equation that will be maximized.</w:t>
+        <w:t xml:space="preserve">non-linear equation (S-Curve). The next step </w:t>
+      </w:r>
+      <w:proofErr w:type="gramStart"/>
+      <w:r>
+        <w:t>to</w:t>
+      </w:r>
+      <w:proofErr w:type="gramEnd"/>
+      <w:r>
+        <w:t xml:space="preserve"> build the Margin equation that will be maximized.</w:t>
       </w:r>
     </w:p>
     <w:p>
@@ -3271,7 +3441,7 @@
                             <w:rPr>
                               <w:rFonts w:ascii="Cambria Math" w:hAnsi="Cambria Math"/>
                             </w:rPr>
-                            <m:t>x</m:t>
+                            <m:t>z</m:t>
                           </m:r>
                         </m:e>
                         <m:sub>
@@ -3324,6 +3494,126 @@
               </m:d>
             </m:e>
           </m:d>
+          <m:r>
+            <w:rPr>
+              <w:rFonts w:ascii="Cambria Math" w:hAnsi="Cambria Math"/>
+            </w:rPr>
+            <m:t xml:space="preserve"> where, </m:t>
+          </m:r>
+          <m:sSub>
+            <m:sSubPr>
+              <m:ctrlPr>
+                <w:rPr>
+                  <w:rFonts w:ascii="Cambria Math" w:hAnsi="Cambria Math"/>
+                </w:rPr>
+              </m:ctrlPr>
+            </m:sSubPr>
+            <m:e>
+              <m:r>
+                <w:rPr>
+                  <w:rFonts w:ascii="Cambria Math" w:hAnsi="Cambria Math"/>
+                </w:rPr>
+                <m:t>z</m:t>
+              </m:r>
+            </m:e>
+            <m:sub>
+              <m:r>
+                <w:rPr>
+                  <w:rFonts w:ascii="Cambria Math" w:hAnsi="Cambria Math"/>
+                </w:rPr>
+                <m:t>i</m:t>
+              </m:r>
+            </m:sub>
+          </m:sSub>
+          <m:r>
+            <w:rPr>
+              <w:rFonts w:ascii="Cambria Math" w:hAnsi="Cambria Math"/>
+            </w:rPr>
+            <m:t xml:space="preserve">= </m:t>
+          </m:r>
+          <m:d>
+            <m:dPr>
+              <m:ctrlPr>
+                <w:rPr>
+                  <w:rFonts w:ascii="Cambria Math" w:hAnsi="Cambria Math"/>
+                  <w:i/>
+                </w:rPr>
+              </m:ctrlPr>
+            </m:dPr>
+            <m:e>
+              <m:f>
+                <m:fPr>
+                  <m:ctrlPr>
+                    <w:rPr>
+                      <w:rFonts w:ascii="Cambria Math" w:hAnsi="Cambria Math"/>
+                      <w:i/>
+                    </w:rPr>
+                  </m:ctrlPr>
+                </m:fPr>
+                <m:num>
+                  <m:sSub>
+                    <m:sSubPr>
+                      <m:ctrlPr>
+                        <w:rPr>
+                          <w:rFonts w:ascii="Cambria Math" w:hAnsi="Cambria Math"/>
+                        </w:rPr>
+                      </m:ctrlPr>
+                    </m:sSubPr>
+                    <m:e>
+                      <m:r>
+                        <w:rPr>
+                          <w:rFonts w:ascii="Cambria Math" w:hAnsi="Cambria Math"/>
+                        </w:rPr>
+                        <m:t>x</m:t>
+                      </m:r>
+                    </m:e>
+                    <m:sub>
+                      <m:r>
+                        <w:rPr>
+                          <w:rFonts w:ascii="Cambria Math" w:hAnsi="Cambria Math"/>
+                        </w:rPr>
+                        <m:t>i</m:t>
+                      </m:r>
+                    </m:sub>
+                  </m:sSub>
+                </m:num>
+                <m:den>
+                  <m:sSub>
+                    <m:sSubPr>
+                      <m:ctrlPr>
+                        <w:rPr>
+                          <w:rFonts w:ascii="Cambria Math" w:hAnsi="Cambria Math"/>
+                          <w:i/>
+                        </w:rPr>
+                      </m:ctrlPr>
+                    </m:sSubPr>
+                    <m:e>
+                      <m:r>
+                        <w:rPr>
+                          <w:rFonts w:ascii="Cambria Math" w:hAnsi="Cambria Math"/>
+                        </w:rPr>
+                        <m:t>SG</m:t>
+                      </m:r>
+                    </m:e>
+                    <m:sub>
+                      <m:r>
+                        <w:rPr>
+                          <w:rFonts w:ascii="Cambria Math" w:hAnsi="Cambria Math"/>
+                        </w:rPr>
+                        <m:t>i</m:t>
+                      </m:r>
+                    </m:sub>
+                  </m:sSub>
+                </m:den>
+              </m:f>
+            </m:e>
+          </m:d>
+          <m:r>
+            <w:rPr>
+              <w:rFonts w:ascii="Cambria Math" w:hAnsi="Cambria Math"/>
+            </w:rPr>
+            <m:t>-1</m:t>
+          </m:r>
         </m:oMath>
       </m:oMathPara>
     </w:p>
@@ -3489,9 +3779,6 @@
             <m:t>)</m:t>
           </m:r>
           <m:r>
-            <w:rPr>
-              <w:i/>
-            </w:rPr>
             <w:br/>
           </m:r>
         </m:oMath>
@@ -3594,7 +3881,7 @@
                 <w:rPr>
                   <w:rFonts w:ascii="Cambria Math" w:hAnsi="Cambria Math"/>
                 </w:rPr>
-                <m:t>x</m:t>
+                <m:t>z</m:t>
               </m:r>
             </m:e>
             <m:sub>
@@ -3644,9 +3931,6 @@
             <m:t>)</m:t>
           </m:r>
           <m:r>
-            <w:rPr>
-              <w:i/>
-            </w:rPr>
             <w:br/>
           </m:r>
         </m:oMath>
@@ -3779,12 +4063,21 @@
     </w:p>
     <w:p/>
     <w:p>
+      <w:proofErr w:type="gramStart"/>
       <w:r>
         <w:rPr>
           <w:b/>
           <w:bCs/>
         </w:rPr>
-        <w:t xml:space="preserve">Where, </w:t>
+        <w:t>Where</w:t>
+      </w:r>
+      <w:proofErr w:type="gramEnd"/>
+      <w:r>
+        <w:rPr>
+          <w:b/>
+          <w:bCs/>
+        </w:rPr>
+        <w:t xml:space="preserve">, </w:t>
       </w:r>
       <m:oMath>
         <m:r>
@@ -3850,6 +4143,7 @@
                 <w:sz w:val="20"/>
                 <w:szCs w:val="20"/>
               </w:rPr>
+              <w:lastRenderedPageBreak/>
               <w:t>Parameter</w:t>
             </w:r>
           </w:p>
@@ -4373,6 +4667,36 @@
                 <w:szCs w:val="20"/>
               </w:rPr>
             </w:pPr>
+            <m:oMathPara>
+              <m:oMath>
+                <m:sSub>
+                  <m:sSubPr>
+                    <m:ctrlPr>
+                      <w:rPr>
+                        <w:rFonts w:ascii="Cambria Math" w:hAnsi="Cambria Math"/>
+                        <w:i/>
+                      </w:rPr>
+                    </m:ctrlPr>
+                  </m:sSubPr>
+                  <m:e>
+                    <m:r>
+                      <w:rPr>
+                        <w:rFonts w:ascii="Cambria Math" w:hAnsi="Cambria Math"/>
+                      </w:rPr>
+                      <m:t>SG</m:t>
+                    </m:r>
+                  </m:e>
+                  <m:sub>
+                    <m:r>
+                      <w:rPr>
+                        <w:rFonts w:ascii="Cambria Math" w:hAnsi="Cambria Math"/>
+                      </w:rPr>
+                      <m:t>i</m:t>
+                    </m:r>
+                  </m:sub>
+                </m:sSub>
+              </m:oMath>
+            </m:oMathPara>
           </w:p>
         </w:tc>
         <w:tc>
@@ -4387,17 +4711,32 @@
                 <w:szCs w:val="20"/>
               </w:rPr>
             </w:pPr>
+            <w:r>
+              <w:rPr>
+                <w:sz w:val="20"/>
+                <w:szCs w:val="20"/>
+              </w:rPr>
+              <w:t>Slope Group Average Price</w:t>
+            </w:r>
           </w:p>
         </w:tc>
       </w:tr>
     </w:tbl>
-    <w:p>
-      <w:r>
-        <w:lastRenderedPageBreak/>
-        <w:t>So, all we want to do is the Maxi</w:t>
-      </w:r>
-      <w:r>
-        <w:t xml:space="preserve">mize the </w:t>
+    <w:p/>
+    <w:p>
+      <w:r>
+        <w:t xml:space="preserve">So, all we want to do is </w:t>
+      </w:r>
+      <w:proofErr w:type="gramStart"/>
+      <w:r>
+        <w:t>the Maxi</w:t>
+      </w:r>
+      <w:r>
+        <w:t>mize</w:t>
+      </w:r>
+      <w:proofErr w:type="gramEnd"/>
+      <w:r>
+        <w:t xml:space="preserve"> the </w:t>
       </w:r>
       <w:r>
         <w:t xml:space="preserve">whole portfolio Manufacturer </w:t>
@@ -4687,7 +5026,7 @@
                                         <w:rPr>
                                           <w:rFonts w:ascii="Cambria Math" w:hAnsi="Cambria Math"/>
                                         </w:rPr>
-                                        <m:t>x</m:t>
+                                        <m:t>z</m:t>
                                       </m:r>
                                     </m:e>
                                     <m:sub>
@@ -4759,7 +5098,7 @@
                             <w:rPr>
                               <w:rFonts w:ascii="Cambria Math" w:hAnsi="Cambria Math"/>
                             </w:rPr>
-                            <m:t>x</m:t>
+                            <m:t>z</m:t>
                           </m:r>
                         </m:e>
                         <m:sub>
@@ -5306,6 +5645,7 @@
           <w:rPr>
             <w:rFonts w:ascii="Cambria Math" w:hAnsi="Cambria Math"/>
           </w:rPr>
+          <w:lastRenderedPageBreak/>
           <m:t>M</m:t>
         </m:r>
         <m:sSup>
@@ -5437,7 +5777,15 @@
     <w:p/>
     <w:p>
       <w:r>
-        <w:t>Ok, seems that we got the right equation for an optimizer algorithm. Turns out that the client has some specific expectations for this optimization which we will cover with constraints (some constraints are flexible and other are unbreakable). Below you will a mathematical form for the constraints:</w:t>
+        <w:t xml:space="preserve">Ok, seems that we got the right equation for an optimizer algorithm. Turns out that the client has some specific expectations for this optimization which we will cover with constraints (some constraints are flexible and </w:t>
+      </w:r>
+      <w:proofErr w:type="gramStart"/>
+      <w:r>
+        <w:t>other</w:t>
+      </w:r>
+      <w:proofErr w:type="gramEnd"/>
+      <w:r>
+        <w:t xml:space="preserve"> are unbreakable). Below you will a mathematical form for the constraints:</w:t>
       </w:r>
     </w:p>
     <w:p>
@@ -5447,8 +5795,15 @@
     </w:p>
     <w:p>
       <w:r>
-        <w:lastRenderedPageBreak/>
-        <w:t>Before that, take into considerations the following equations that will support the constraints formulation</w:t>
+        <w:t xml:space="preserve">Before that, take into </w:t>
+      </w:r>
+      <w:proofErr w:type="gramStart"/>
+      <w:r>
+        <w:t>considerations</w:t>
+      </w:r>
+      <w:proofErr w:type="gramEnd"/>
+      <w:r>
+        <w:t xml:space="preserve"> the following equations that will support the constraints formulation</w:t>
       </w:r>
     </w:p>
     <w:p>
@@ -5858,7 +6213,7 @@
     <w:p>
       <w:r>
         <w:pict w14:anchorId="2A5AC39B">
-          <v:rect id="_x0000_i1148" style="width:0;height:1.5pt" o:hralign="center" o:hrstd="t" o:hr="t" fillcolor="#a0a0a0" stroked="f"/>
+          <v:rect id="_x0000_i1028" style="width:0;height:1.5pt" o:hralign="center" o:hrstd="t" o:hr="t" fillcolor="#a0a0a0" stroked="f"/>
         </w:pict>
       </w:r>
     </w:p>
@@ -6055,7 +6410,7 @@
     <w:p>
       <w:r>
         <w:pict w14:anchorId="770ED318">
-          <v:rect id="_x0000_i1212" style="width:0;height:1.5pt" o:hralign="center" o:hrstd="t" o:hr="t" fillcolor="#a0a0a0" stroked="f"/>
+          <v:rect id="_x0000_i1029" style="width:0;height:1.5pt" o:hralign="center" o:hrstd="t" o:hr="t" fillcolor="#a0a0a0" stroked="f"/>
         </w:pict>
       </w:r>
     </w:p>
@@ -6221,7 +6576,7 @@
     <w:p>
       <w:r>
         <w:pict w14:anchorId="0EC52BFE">
-          <v:rect id="_x0000_i1150" style="width:0;height:1.5pt" o:hralign="center" o:hrstd="t" o:hr="t" fillcolor="#a0a0a0" stroked="f"/>
+          <v:rect id="_x0000_i1030" style="width:0;height:1.5pt" o:hralign="center" o:hrstd="t" o:hr="t" fillcolor="#a0a0a0" stroked="f"/>
         </w:pict>
       </w:r>
     </w:p>
@@ -6237,6 +6592,7 @@
           <w:b/>
           <w:bCs/>
         </w:rPr>
+        <w:lastRenderedPageBreak/>
         <w:t>C3 (Soft)</w:t>
       </w:r>
       <w:r>
@@ -6370,7 +6726,7 @@
     <w:p>
       <w:r>
         <w:pict w14:anchorId="3D3574E2">
-          <v:rect id="_x0000_i1151" style="width:0;height:1.5pt" o:hralign="center" o:hrstd="t" o:hr="t" fillcolor="#a0a0a0" stroked="f"/>
+          <v:rect id="_x0000_i1031" style="width:0;height:1.5pt" o:hralign="center" o:hrstd="t" o:hr="t" fillcolor="#a0a0a0" stroked="f"/>
         </w:pict>
       </w:r>
     </w:p>
@@ -6587,7 +6943,7 @@
     <w:p>
       <w:r>
         <w:pict w14:anchorId="46D1D220">
-          <v:rect id="_x0000_i1152" style="width:0;height:1.5pt" o:hralign="center" o:hrstd="t" o:hr="t" fillcolor="#a0a0a0" stroked="f"/>
+          <v:rect id="_x0000_i1032" style="width:0;height:1.5pt" o:hralign="center" o:hrstd="t" o:hr="t" fillcolor="#a0a0a0" stroked="f"/>
         </w:pict>
       </w:r>
     </w:p>
@@ -6611,7 +6967,6 @@
           <w:b/>
           <w:bCs/>
         </w:rPr>
-        <w:lastRenderedPageBreak/>
         <w:t>C5 (Soft)</w:t>
       </w:r>
       <w:r>
@@ -6902,7 +7257,7 @@
     <w:p>
       <w:r>
         <w:pict w14:anchorId="7A76EF29">
-          <v:rect id="_x0000_i1153" style="width:0;height:1.5pt" o:hralign="center" o:hrstd="t" o:hr="t" fillcolor="#a0a0a0" stroked="f"/>
+          <v:rect id="_x0000_i1033" style="width:0;height:1.5pt" o:hralign="center" o:hrstd="t" o:hr="t" fillcolor="#a0a0a0" stroked="f"/>
         </w:pict>
       </w:r>
     </w:p>
@@ -6932,8 +7287,13 @@
       </w:r>
     </w:p>
     <w:p>
-      <w:r>
-        <w:t>Introduce deviation variables</w:t>
+      <w:proofErr w:type="gramStart"/>
+      <w:r>
+        <w:t>Introduce</w:t>
+      </w:r>
+      <w:proofErr w:type="gramEnd"/>
+      <w:r>
+        <w:t xml:space="preserve"> deviation variables</w:t>
       </w:r>
     </w:p>
     <w:p>
@@ -7094,9 +7454,6 @@
             <m:t>-0.25∣</m:t>
           </m:r>
           <m:r>
-            <w:rPr>
-              <w:i/>
-            </w:rPr>
             <w:br/>
           </m:r>
         </m:oMath>
@@ -7110,7 +7467,7 @@
     <w:p>
       <w:r>
         <w:pict w14:anchorId="3FC1FA6C">
-          <v:rect id="_x0000_i1154" style="width:0;height:1.5pt" o:hralign="center" o:hrstd="t" o:hr="t" fillcolor="#a0a0a0" stroked="f"/>
+          <v:rect id="_x0000_i1034" style="width:0;height:1.5pt" o:hralign="center" o:hrstd="t" o:hr="t" fillcolor="#a0a0a0" stroked="f"/>
         </w:pict>
       </w:r>
     </w:p>
@@ -7141,10 +7498,26 @@
     </w:p>
     <w:p>
       <w:r>
-        <w:t>Let</w:t>
-      </w:r>
-      <w:r>
-        <w:t xml:space="preserve"> </w:t>
+        <w:t xml:space="preserve">This Hard rule is naturally </w:t>
+      </w:r>
+      <w:r>
+        <w:t xml:space="preserve">matched by the design of the formulation. Note the </w:t>
+      </w:r>
+      <w:proofErr w:type="spellStart"/>
+      <w:r>
+        <w:t>the</w:t>
+      </w:r>
+      <w:proofErr w:type="spellEnd"/>
+      <w:r>
+        <w:t xml:space="preserve"> S-Curve is a function of the Slope Group Price and the Product Price is a function of the Slope Group Price variation. </w:t>
+      </w:r>
+      <w:proofErr w:type="gramStart"/>
+      <w:r>
+        <w:t>So</w:t>
+      </w:r>
+      <w:proofErr w:type="gramEnd"/>
+      <w:r>
+        <w:t xml:space="preserve"> for a given </w:t>
       </w:r>
       <m:oMath>
         <m:sSub>
@@ -7152,6 +7525,7 @@
             <m:ctrlPr>
               <w:rPr>
                 <w:rFonts w:ascii="Cambria Math" w:hAnsi="Cambria Math"/>
+                <w:i/>
               </w:rPr>
             </m:ctrlPr>
           </m:sSubPr>
@@ -7160,7 +7534,7 @@
               <w:rPr>
                 <w:rFonts w:ascii="Cambria Math" w:hAnsi="Cambria Math"/>
               </w:rPr>
-              <m:t>α</m:t>
+              <m:t>Slope Group</m:t>
             </m:r>
           </m:e>
           <m:sub>
@@ -7168,44 +7542,348 @@
               <w:rPr>
                 <w:rFonts w:ascii="Cambria Math" w:hAnsi="Cambria Math"/>
               </w:rPr>
-              <m:t>gr</m:t>
+              <m:t>i</m:t>
             </m:r>
           </m:sub>
         </m:sSub>
       </m:oMath>
-    </w:p>
-    <w:p>
-      <w:r>
-        <w:t xml:space="preserve">be the common percentage price change for price group </w:t>
+      <w:r>
+        <w:rPr>
+          <w:rFonts w:eastAsiaTheme="minorEastAsia"/>
+        </w:rPr>
+        <w:t xml:space="preserve">, every </w:t>
+      </w:r>
+      <m:oMath>
+        <m:sSub>
+          <m:sSubPr>
+            <m:ctrlPr>
+              <w:rPr>
+                <w:rFonts w:ascii="Cambria Math" w:hAnsi="Cambria Math"/>
+                <w:i/>
+              </w:rPr>
+            </m:ctrlPr>
+          </m:sSubPr>
+          <m:e>
+            <m:r>
+              <w:rPr>
+                <w:rFonts w:ascii="Cambria Math" w:hAnsi="Cambria Math"/>
+              </w:rPr>
+              <m:t>Product</m:t>
+            </m:r>
+          </m:e>
+          <m:sub>
+            <m:r>
+              <w:rPr>
+                <w:rFonts w:ascii="Cambria Math" w:hAnsi="Cambria Math"/>
+              </w:rPr>
+              <m:t>i</m:t>
+            </m:r>
+          </m:sub>
+        </m:sSub>
+        <m:r>
+          <w:rPr>
+            <w:rFonts w:ascii="Cambria Math" w:hAnsi="Cambria Math"/>
+          </w:rPr>
+          <m:t xml:space="preserve"> </m:t>
+        </m:r>
+      </m:oMath>
+      <w:r>
+        <w:rPr>
+          <w:rFonts w:eastAsiaTheme="minorEastAsia"/>
+        </w:rPr>
+        <w:t xml:space="preserve">will assume the same price variation of </w:t>
+      </w:r>
+      <m:oMath>
+        <m:sSub>
+          <m:sSubPr>
+            <m:ctrlPr>
+              <w:rPr>
+                <w:rFonts w:ascii="Cambria Math" w:hAnsi="Cambria Math"/>
+                <w:i/>
+              </w:rPr>
+            </m:ctrlPr>
+          </m:sSubPr>
+          <m:e>
+            <m:r>
+              <w:rPr>
+                <w:rFonts w:ascii="Cambria Math" w:hAnsi="Cambria Math"/>
+              </w:rPr>
+              <m:t>SG</m:t>
+            </m:r>
+          </m:e>
+          <m:sub>
+            <m:r>
+              <w:rPr>
+                <w:rFonts w:ascii="Cambria Math" w:hAnsi="Cambria Math"/>
+              </w:rPr>
+              <m:t>i</m:t>
+            </m:r>
+          </m:sub>
+        </m:sSub>
+      </m:oMath>
+    </w:p>
+    <w:p>
+      <w:r>
+        <w:pict w14:anchorId="0FB0C4E6">
+          <v:rect id="_x0000_i1035" style="width:0;height:1.5pt" o:hralign="center" o:hrstd="t" o:hr="t" fillcolor="#a0a0a0" stroked="f"/>
+        </w:pict>
+      </w:r>
+    </w:p>
+    <w:p>
+      <w:pPr>
+        <w:rPr>
+          <w:b/>
+          <w:bCs/>
+        </w:rPr>
+      </w:pPr>
+      <w:r>
+        <w:rPr>
+          <w:b/>
+          <w:bCs/>
+        </w:rPr>
+        <w:t>C8 (Hard)</w:t>
+      </w:r>
+    </w:p>
+    <w:p>
+      <w:r>
+        <w:t>Within each slope group,</w:t>
+      </w:r>
+      <w:r>
+        <w:t xml:space="preserve"> </w:t>
+      </w:r>
+      <w:r>
+        <w:t>MAP-per-unit must stay aligned with the anchor product.</w:t>
+      </w:r>
+    </w:p>
+    <w:p>
+      <w:r>
+        <w:lastRenderedPageBreak/>
+        <w:t xml:space="preserve">For every product </w:t>
       </w:r>
       <m:oMath>
         <m:r>
           <w:rPr>
             <w:rFonts w:ascii="Cambria Math" w:hAnsi="Cambria Math"/>
           </w:rPr>
-          <m:t>g</m:t>
+          <m:t>i</m:t>
         </m:r>
       </m:oMath>
       <w:r>
-        <w:t xml:space="preserve">at retailer </w:t>
+        <w:t xml:space="preserve">in slope group </w:t>
       </w:r>
       <m:oMath>
         <m:r>
           <w:rPr>
             <w:rFonts w:ascii="Cambria Math" w:hAnsi="Cambria Math"/>
           </w:rPr>
-          <m:t>r</m:t>
+          <m:t>s</m:t>
         </m:r>
       </m:oMath>
       <w:r>
-        <w:t>.</w:t>
-      </w:r>
-    </w:p>
-    <w:p>
-      <w:r>
-        <w:t>Then</w:t>
-      </w:r>
-      <w:r>
+        <w:t>,</w:t>
+      </w:r>
+    </w:p>
+    <w:p>
+      <m:oMathPara>
+        <m:oMath>
+          <m:sSub>
+            <m:sSubPr>
+              <m:ctrlPr>
+                <w:rPr>
+                  <w:rFonts w:ascii="Cambria Math" w:hAnsi="Cambria Math"/>
+                  <w:i/>
+                </w:rPr>
+              </m:ctrlPr>
+            </m:sSubPr>
+            <m:e>
+              <m:r>
+                <w:rPr>
+                  <w:rFonts w:ascii="Cambria Math" w:hAnsi="Cambria Math"/>
+                </w:rPr>
+                <m:t>Slope</m:t>
+              </m:r>
+            </m:e>
+            <m:sub>
+              <m:r>
+                <w:rPr>
+                  <w:rFonts w:ascii="Cambria Math" w:hAnsi="Cambria Math"/>
+                </w:rPr>
+                <m:t>i</m:t>
+              </m:r>
+            </m:sub>
+          </m:sSub>
+          <m:r>
+            <w:rPr>
+              <w:rFonts w:ascii="Cambria Math" w:hAnsi="Cambria Math"/>
+            </w:rPr>
+            <m:t xml:space="preserve">= </m:t>
+          </m:r>
+          <m:f>
+            <m:fPr>
+              <m:ctrlPr>
+                <w:rPr>
+                  <w:rFonts w:ascii="Cambria Math" w:hAnsi="Cambria Math"/>
+                </w:rPr>
+              </m:ctrlPr>
+            </m:fPr>
+            <m:num>
+              <m:sSub>
+                <m:sSubPr>
+                  <m:ctrlPr>
+                    <w:rPr>
+                      <w:rFonts w:ascii="Cambria Math" w:hAnsi="Cambria Math"/>
+                    </w:rPr>
+                  </m:ctrlPr>
+                </m:sSubPr>
+                <m:e>
+                  <m:r>
+                    <w:rPr>
+                      <w:rFonts w:ascii="Cambria Math" w:hAnsi="Cambria Math"/>
+                    </w:rPr>
+                    <m:t>x</m:t>
+                  </m:r>
+                </m:e>
+                <m:sub>
+                  <m:r>
+                    <w:rPr>
+                      <w:rFonts w:ascii="Cambria Math" w:hAnsi="Cambria Math"/>
+                    </w:rPr>
+                    <m:t>i</m:t>
+                  </m:r>
+                </m:sub>
+              </m:sSub>
+            </m:num>
+            <m:den>
+              <m:r>
+                <w:rPr>
+                  <w:rFonts w:ascii="Cambria Math" w:hAnsi="Cambria Math"/>
+                </w:rPr>
+                <m:t>Uni</m:t>
+              </m:r>
+              <m:sSub>
+                <m:sSubPr>
+                  <m:ctrlPr>
+                    <w:rPr>
+                      <w:rFonts w:ascii="Cambria Math" w:hAnsi="Cambria Math"/>
+                    </w:rPr>
+                  </m:ctrlPr>
+                </m:sSubPr>
+                <m:e>
+                  <m:r>
+                    <w:rPr>
+                      <w:rFonts w:ascii="Cambria Math" w:hAnsi="Cambria Math"/>
+                    </w:rPr>
+                    <m:t>t</m:t>
+                  </m:r>
+                </m:e>
+                <m:sub>
+                  <m:r>
+                    <w:rPr>
+                      <w:rFonts w:ascii="Cambria Math" w:hAnsi="Cambria Math"/>
+                    </w:rPr>
+                    <m:t>i</m:t>
+                  </m:r>
+                </m:sub>
+              </m:sSub>
+            </m:den>
+          </m:f>
+          <m:r>
+            <w:rPr>
+              <w:rFonts w:ascii="Cambria Math" w:hAnsi="Cambria Math"/>
+            </w:rPr>
+            <m:t>/</m:t>
+          </m:r>
+          <m:f>
+            <m:fPr>
+              <m:ctrlPr>
+                <w:rPr>
+                  <w:rFonts w:ascii="Cambria Math" w:hAnsi="Cambria Math"/>
+                </w:rPr>
+              </m:ctrlPr>
+            </m:fPr>
+            <m:num>
+              <m:sSub>
+                <m:sSubPr>
+                  <m:ctrlPr>
+                    <w:rPr>
+                      <w:rFonts w:ascii="Cambria Math" w:hAnsi="Cambria Math"/>
+                    </w:rPr>
+                  </m:ctrlPr>
+                </m:sSubPr>
+                <m:e>
+                  <m:r>
+                    <w:rPr>
+                      <w:rFonts w:ascii="Cambria Math" w:hAnsi="Cambria Math"/>
+                    </w:rPr>
+                    <m:t>x</m:t>
+                  </m:r>
+                </m:e>
+                <m:sub>
+                  <m:r>
+                    <w:rPr>
+                      <w:rFonts w:ascii="Cambria Math" w:hAnsi="Cambria Math"/>
+                    </w:rPr>
+                    <m:t>Anchor(s)</m:t>
+                  </m:r>
+                </m:sub>
+              </m:sSub>
+            </m:num>
+            <m:den>
+              <m:r>
+                <w:rPr>
+                  <w:rFonts w:ascii="Cambria Math" w:hAnsi="Cambria Math"/>
+                </w:rPr>
+                <m:t>Uni</m:t>
+              </m:r>
+              <m:sSub>
+                <m:sSubPr>
+                  <m:ctrlPr>
+                    <w:rPr>
+                      <w:rFonts w:ascii="Cambria Math" w:hAnsi="Cambria Math"/>
+                    </w:rPr>
+                  </m:ctrlPr>
+                </m:sSubPr>
+                <m:e>
+                  <m:r>
+                    <w:rPr>
+                      <w:rFonts w:ascii="Cambria Math" w:hAnsi="Cambria Math"/>
+                    </w:rPr>
+                    <m:t>t</m:t>
+                  </m:r>
+                </m:e>
+                <m:sub>
+                  <m:r>
+                    <w:rPr>
+                      <w:rFonts w:ascii="Cambria Math" w:hAnsi="Cambria Math"/>
+                    </w:rPr>
+                    <m:t>Anchor(s)</m:t>
+                  </m:r>
+                </m:sub>
+              </m:sSub>
+            </m:den>
+          </m:f>
+          <m:r>
+            <m:rPr>
+              <m:sty m:val="p"/>
+            </m:rPr>
+            <w:br/>
+          </m:r>
+        </m:oMath>
+      </m:oMathPara>
+    </w:p>
+    <w:p>
+      <w:proofErr w:type="gramStart"/>
+      <w:r>
+        <w:t>Where</w:t>
+      </w:r>
+      <w:proofErr w:type="gramEnd"/>
+      <w:r>
+        <w:t>,</w:t>
+      </w:r>
+      <w:r>
+        <w:rPr>
+          <w:rFonts w:ascii="Cambria Math" w:hAnsi="Cambria Math"/>
+        </w:rPr>
         <w:t xml:space="preserve"> </w:t>
       </w:r>
       <m:oMath>
@@ -7245,6 +7923,7 @@
             <m:ctrlPr>
               <w:rPr>
                 <w:rFonts w:ascii="Cambria Math" w:hAnsi="Cambria Math"/>
+                <w:i/>
               </w:rPr>
             </m:ctrlPr>
           </m:sSubPr>
@@ -7253,7 +7932,7 @@
               <w:rPr>
                 <w:rFonts w:ascii="Cambria Math" w:hAnsi="Cambria Math"/>
               </w:rPr>
-              <m:t>P</m:t>
+              <m:t>BP</m:t>
             </m:r>
           </m:e>
           <m:sub>
@@ -7269,13 +7948,14 @@
           <w:rPr>
             <w:rFonts w:ascii="Cambria Math" w:hAnsi="Cambria Math"/>
           </w:rPr>
-          <m:t>(1+</m:t>
+          <m:t xml:space="preserve">*(1+ </m:t>
         </m:r>
         <m:sSub>
           <m:sSubPr>
             <m:ctrlPr>
               <w:rPr>
                 <w:rFonts w:ascii="Cambria Math" w:hAnsi="Cambria Math"/>
+                <w:i/>
               </w:rPr>
             </m:ctrlPr>
           </m:sSubPr>
@@ -7284,7 +7964,7 @@
               <w:rPr>
                 <w:rFonts w:ascii="Cambria Math" w:hAnsi="Cambria Math"/>
               </w:rPr>
-              <m:t>α</m:t>
+              <m:t>SG</m:t>
             </m:r>
           </m:e>
           <m:sub>
@@ -7292,7 +7972,7 @@
               <w:rPr>
                 <w:rFonts w:ascii="Cambria Math" w:hAnsi="Cambria Math"/>
               </w:rPr>
-              <m:t>gr</m:t>
+              <m:t>i</m:t>
             </m:r>
           </m:sub>
         </m:sSub>
@@ -7300,29 +7980,13 @@
           <w:rPr>
             <w:rFonts w:ascii="Cambria Math" w:hAnsi="Cambria Math"/>
           </w:rPr>
-          <m:t>)</m:t>
+          <m:t>Discount)</m:t>
         </m:r>
       </m:oMath>
-    </w:p>
-    <w:p>
-      <w:pPr>
-        <w:rPr>
-          <w:rFonts w:eastAsiaTheme="minorEastAsia"/>
-        </w:rPr>
-      </w:pPr>
-      <w:r>
-        <w:t>for every product</w:t>
-      </w:r>
       <w:r>
         <w:t xml:space="preserve"> </w:t>
       </w:r>
       <m:oMath>
-        <m:r>
-          <w:rPr>
-            <w:rFonts w:ascii="Cambria Math" w:hAnsi="Cambria Math"/>
-          </w:rPr>
-          <m:t>i∈(g,r)</m:t>
-        </m:r>
         <m:r>
           <m:rPr>
             <m:sty m:val="p"/>
@@ -7332,6 +7996,15 @@
           </w:rPr>
           <m:t>.</m:t>
         </m:r>
+        <m:r>
+          <m:rPr>
+            <m:sty m:val="p"/>
+          </m:rPr>
+          <w:rPr>
+            <w:rFonts w:ascii="Cambria Math" w:hAnsi="Cambria Math"/>
+          </w:rPr>
+          <w:br/>
+        </m:r>
       </m:oMath>
     </w:p>
     <w:p>
@@ -7341,300 +8014,7 @@
         </w:rPr>
       </w:pPr>
       <w:r>
-        <w:rPr>
-          <w:rFonts w:eastAsiaTheme="minorEastAsia"/>
-        </w:rPr>
-        <w:t xml:space="preserve">This rule is critical, </w:t>
-      </w:r>
-      <w:r>
-        <w:rPr>
-          <w:rFonts w:eastAsiaTheme="minorEastAsia"/>
-        </w:rPr>
-        <w:t>because</w:t>
-      </w:r>
-      <w:r>
-        <w:rPr>
-          <w:rFonts w:eastAsiaTheme="minorEastAsia"/>
-        </w:rPr>
-        <w:t xml:space="preserve"> it clashes with the idea of optimization</w:t>
-      </w:r>
-      <w:r>
-        <w:rPr>
-          <w:rFonts w:eastAsiaTheme="minorEastAsia"/>
-        </w:rPr>
-        <w:t xml:space="preserve"> at group level, once each </w:t>
-      </w:r>
-      <w:r>
-        <w:rPr>
-          <w:rFonts w:eastAsiaTheme="minorEastAsia"/>
-        </w:rPr>
-        <w:t>item</w:t>
-      </w:r>
-      <w:r>
-        <w:rPr>
-          <w:rFonts w:eastAsiaTheme="minorEastAsia"/>
-        </w:rPr>
-        <w:t xml:space="preserve"> has its own importance and elasticity, it does not make sense to fix a % per price group, cause </w:t>
-      </w:r>
-      <w:r>
-        <w:rPr>
-          <w:rFonts w:eastAsiaTheme="minorEastAsia"/>
-        </w:rPr>
-        <w:t xml:space="preserve">a lot of opportunities will be on the table. </w:t>
-      </w:r>
-      <w:r>
-        <w:rPr>
-          <w:rFonts w:eastAsiaTheme="minorEastAsia"/>
-        </w:rPr>
-        <w:t>Instead, I’d suggest keeping it as a hard constraint but relax a bit that the price variations are similar, not identical using the correlation of New vs Previous prices as below</w:t>
-      </w:r>
-    </w:p>
-    <w:p>
-      <w:pPr>
-        <w:numPr>
-          <w:ilvl w:val="0"/>
-          <w:numId w:val="9"/>
-        </w:numPr>
-      </w:pPr>
-      <w:r>
-        <w:t xml:space="preserve">Computing a </w:t>
-      </w:r>
-      <w:r>
-        <w:rPr>
-          <w:b/>
-          <w:bCs/>
-        </w:rPr>
-        <w:t>price variance vector</w:t>
-      </w:r>
-      <w:r>
-        <w:t xml:space="preserve"> per product:</w:t>
-      </w:r>
-    </w:p>
-    <w:p>
-      <m:oMathPara>
-        <m:oMath>
-          <m:sSub>
-            <m:sSubPr>
-              <m:ctrlPr>
-                <w:rPr>
-                  <w:rFonts w:ascii="Cambria Math" w:hAnsi="Cambria Math"/>
-                </w:rPr>
-              </m:ctrlPr>
-            </m:sSubPr>
-            <m:e>
-              <m:r>
-                <w:rPr>
-                  <w:rFonts w:ascii="Cambria Math" w:hAnsi="Cambria Math"/>
-                </w:rPr>
-                <m:t>v</m:t>
-              </m:r>
-            </m:e>
-            <m:sub>
-              <m:r>
-                <w:rPr>
-                  <w:rFonts w:ascii="Cambria Math" w:hAnsi="Cambria Math"/>
-                </w:rPr>
-                <m:t>i</m:t>
-              </m:r>
-            </m:sub>
-          </m:sSub>
-          <m:r>
-            <w:rPr>
-              <w:rFonts w:ascii="Cambria Math" w:hAnsi="Cambria Math"/>
-            </w:rPr>
-            <m:t>=</m:t>
-          </m:r>
-          <m:sSub>
-            <m:sSubPr>
-              <m:ctrlPr>
-                <w:rPr>
-                  <w:rFonts w:ascii="Cambria Math" w:hAnsi="Cambria Math"/>
-                </w:rPr>
-              </m:ctrlPr>
-            </m:sSubPr>
-            <m:e>
-              <m:r>
-                <w:rPr>
-                  <w:rFonts w:ascii="Cambria Math" w:hAnsi="Cambria Math"/>
-                </w:rPr>
-                <m:t>f</m:t>
-              </m:r>
-            </m:e>
-            <m:sub>
-              <m:r>
-                <w:rPr>
-                  <w:rFonts w:ascii="Cambria Math" w:hAnsi="Cambria Math"/>
-                </w:rPr>
-                <m:t>i</m:t>
-              </m:r>
-            </m:sub>
-          </m:sSub>
-          <m:r>
-            <w:rPr>
-              <w:rFonts w:ascii="Cambria Math" w:hAnsi="Cambria Math"/>
-            </w:rPr>
-            <m:t>(</m:t>
-          </m:r>
-          <m:sSup>
-            <m:sSupPr>
-              <m:ctrlPr>
-                <w:rPr>
-                  <w:rFonts w:ascii="Cambria Math" w:hAnsi="Cambria Math"/>
-                </w:rPr>
-              </m:ctrlPr>
-            </m:sSupPr>
-            <m:e>
-              <m:r>
-                <w:rPr>
-                  <w:rFonts w:ascii="Cambria Math" w:hAnsi="Cambria Math"/>
-                </w:rPr>
-                <m:t>d</m:t>
-              </m:r>
-            </m:e>
-            <m:sup>
-              <m:r>
-                <w:rPr>
-                  <w:rFonts w:ascii="Cambria Math" w:hAnsi="Cambria Math"/>
-                </w:rPr>
-                <m:t>min</m:t>
-              </m:r>
-            </m:sup>
-          </m:sSup>
-          <m:r>
-            <w:rPr>
-              <w:rFonts w:ascii="Cambria Math" w:hAnsi="Cambria Math"/>
-            </w:rPr>
-            <m:t>,</m:t>
-          </m:r>
-          <m:sSup>
-            <m:sSupPr>
-              <m:ctrlPr>
-                <w:rPr>
-                  <w:rFonts w:ascii="Cambria Math" w:hAnsi="Cambria Math"/>
-                </w:rPr>
-              </m:ctrlPr>
-            </m:sSupPr>
-            <m:e>
-              <m:r>
-                <w:rPr>
-                  <w:rFonts w:ascii="Cambria Math" w:hAnsi="Cambria Math"/>
-                </w:rPr>
-                <m:t>d</m:t>
-              </m:r>
-            </m:e>
-            <m:sup>
-              <m:r>
-                <w:rPr>
-                  <w:rFonts w:ascii="Cambria Math" w:hAnsi="Cambria Math"/>
-                </w:rPr>
-                <m:t>max</m:t>
-              </m:r>
-            </m:sup>
-          </m:sSup>
-          <m:r>
-            <w:rPr>
-              <w:rFonts w:ascii="Cambria Math" w:hAnsi="Cambria Math"/>
-            </w:rPr>
-            <m:t>,k)</m:t>
-          </m:r>
-          <m:r>
-            <w:rPr>
-              <w:i/>
-            </w:rPr>
-            <w:br/>
-          </m:r>
-        </m:oMath>
-      </m:oMathPara>
-    </w:p>
-    <w:p>
-      <w:pPr>
-        <w:numPr>
-          <w:ilvl w:val="0"/>
-          <w:numId w:val="9"/>
-        </w:numPr>
-      </w:pPr>
-      <w:r>
-        <w:t>Comparing it to baseline prices:</w:t>
-      </w:r>
-    </w:p>
-    <w:p>
-      <m:oMathPara>
-        <m:oMath>
-          <m:sSub>
-            <m:sSubPr>
-              <m:ctrlPr>
-                <w:rPr>
-                  <w:rFonts w:ascii="Cambria Math" w:hAnsi="Cambria Math"/>
-                </w:rPr>
-              </m:ctrlPr>
-            </m:sSubPr>
-            <m:e>
-              <m:r>
-                <w:rPr>
-                  <w:rFonts w:ascii="Cambria Math" w:hAnsi="Cambria Math"/>
-                </w:rPr>
-                <m:t>L</m:t>
-              </m:r>
-            </m:e>
-            <m:sub>
-              <m:r>
-                <w:rPr>
-                  <w:rFonts w:ascii="Cambria Math" w:hAnsi="Cambria Math"/>
-                </w:rPr>
-                <m:t>i</m:t>
-              </m:r>
-            </m:sub>
-          </m:sSub>
-          <m:r>
-            <w:rPr>
-              <w:rFonts w:ascii="Cambria Math" w:hAnsi="Cambria Math"/>
-            </w:rPr>
-            <m:t>=</m:t>
-          </m:r>
-          <m:r>
-            <m:rPr>
-              <m:nor/>
-            </m:rPr>
-            <m:t>L52W_LIST_PRICE</m:t>
-          </m:r>
-          <m:r>
-            <w:br/>
-          </m:r>
-        </m:oMath>
-      </m:oMathPara>
-    </w:p>
-    <w:p>
-      <w:pPr>
-        <w:numPr>
-          <w:ilvl w:val="0"/>
-          <w:numId w:val="9"/>
-        </w:numPr>
-      </w:pPr>
-      <w:r>
-        <w:t xml:space="preserve">Then computing: </w:t>
-      </w:r>
-    </w:p>
-    <w:p>
-      <w:pPr>
-        <w:numPr>
-          <w:ilvl w:val="1"/>
-          <w:numId w:val="9"/>
-        </w:numPr>
-      </w:pPr>
-      <w:r>
-        <w:lastRenderedPageBreak/>
-        <w:t xml:space="preserve">Pearson correlation between: </w:t>
-      </w:r>
-    </w:p>
-    <w:p>
-      <w:pPr>
-        <w:numPr>
-          <w:ilvl w:val="2"/>
-          <w:numId w:val="9"/>
-        </w:numPr>
-      </w:pPr>
-      <w:r>
-        <w:t xml:space="preserve">transformed price vector </w:t>
+        <w:t xml:space="preserve">I built a loop that checks if </w:t>
       </w:r>
       <m:oMath>
         <m:sSub>
@@ -7642,6 +8022,7 @@
             <m:ctrlPr>
               <w:rPr>
                 <w:rFonts w:ascii="Cambria Math" w:hAnsi="Cambria Math"/>
+                <w:i/>
               </w:rPr>
             </m:ctrlPr>
           </m:sSubPr>
@@ -7650,7 +8031,7 @@
               <w:rPr>
                 <w:rFonts w:ascii="Cambria Math" w:hAnsi="Cambria Math"/>
               </w:rPr>
-              <m:t>v</m:t>
+              <m:t>Slope</m:t>
             </m:r>
           </m:e>
           <m:sub>
@@ -7663,442 +8044,347 @@
           </m:sub>
         </m:sSub>
       </m:oMath>
-    </w:p>
-    <w:p>
-      <w:pPr>
-        <w:numPr>
-          <w:ilvl w:val="2"/>
-          <w:numId w:val="9"/>
-        </w:numPr>
-      </w:pPr>
-      <w:r>
-        <w:t xml:space="preserve">baseline price vector </w:t>
-      </w:r>
-      <m:oMath>
-        <m:sSub>
-          <m:sSubPr>
-            <m:ctrlPr>
-              <w:rPr>
-                <w:rFonts w:ascii="Cambria Math" w:hAnsi="Cambria Math"/>
-              </w:rPr>
-            </m:ctrlPr>
-          </m:sSubPr>
-          <m:e>
-            <m:r>
-              <w:rPr>
-                <w:rFonts w:ascii="Cambria Math" w:hAnsi="Cambria Math"/>
-              </w:rPr>
-              <m:t>L</m:t>
-            </m:r>
-          </m:e>
-          <m:sub>
-            <m:r>
-              <w:rPr>
-                <w:rFonts w:ascii="Cambria Math" w:hAnsi="Cambria Math"/>
-              </w:rPr>
-              <m:t>i</m:t>
-            </m:r>
-          </m:sub>
-        </m:sSub>
-      </m:oMath>
-    </w:p>
-    <w:p>
-      <w:pPr>
-        <w:numPr>
-          <w:ilvl w:val="0"/>
-          <w:numId w:val="9"/>
-        </w:numPr>
-      </w:pPr>
-      <w:r>
-        <w:t xml:space="preserve">Finally: </w:t>
-      </w:r>
-    </w:p>
-    <w:p>
-      <w:pPr>
-        <w:numPr>
-          <w:ilvl w:val="1"/>
-          <w:numId w:val="9"/>
-        </w:numPr>
-      </w:pPr>
-      <w:r>
-        <w:t>averaging absolute correlations across groups</w:t>
-      </w:r>
-    </w:p>
-    <w:p/>
-    <w:p>
-      <w:r>
-        <w:t>The closer to correlation = 1 the most identical the price variations are and the optimizer will take into consideration</w:t>
-      </w:r>
-      <w:r>
-        <w:t>. I will start testing it with abs(correl) &gt; 0.8</w:t>
-      </w:r>
-    </w:p>
-    <w:p>
-      <w:r>
-        <w:pict w14:anchorId="0FB0C4E6">
-          <v:rect id="_x0000_i1155" style="width:0;height:1.5pt" o:hralign="center" o:hrstd="t" o:hr="t" fillcolor="#a0a0a0" stroked="f"/>
-        </w:pict>
-      </w:r>
-    </w:p>
-    <w:p>
-      <w:pPr>
-        <w:rPr>
-          <w:b/>
-          <w:bCs/>
-        </w:rPr>
-      </w:pPr>
-      <w:r>
-        <w:rPr>
-          <w:b/>
-          <w:bCs/>
-        </w:rPr>
-        <w:t>C8 (Hard)</w:t>
-      </w:r>
-    </w:p>
-    <w:p>
-      <w:r>
-        <w:t>Within each slope group,</w:t>
-      </w:r>
-      <w:r>
+      <w:r>
+        <w:rPr>
+          <w:rFonts w:eastAsiaTheme="minorEastAsia"/>
+        </w:rPr>
         <w:t xml:space="preserve"> </w:t>
       </w:r>
       <w:r>
-        <w:t>MAP-per-unit must stay aligned with the anchor product.</w:t>
-      </w:r>
-    </w:p>
-    <w:p>
-      <w:r>
-        <w:t xml:space="preserve">For every product </w:t>
-      </w:r>
+        <w:rPr>
+          <w:rFonts w:eastAsiaTheme="minorEastAsia"/>
+        </w:rPr>
+        <w:t xml:space="preserve">is within the max and min accepted values. If </w:t>
+      </w:r>
+      <w:proofErr w:type="gramStart"/>
+      <w:r>
+        <w:rPr>
+          <w:rFonts w:eastAsiaTheme="minorEastAsia"/>
+        </w:rPr>
+        <w:t>not</w:t>
+      </w:r>
+      <w:proofErr w:type="gramEnd"/>
+      <w:r>
+        <w:rPr>
+          <w:rFonts w:eastAsiaTheme="minorEastAsia"/>
+        </w:rPr>
+        <w:t xml:space="preserve"> it assumes 1 for each violation. This is a hard rul</w:t>
+      </w:r>
+      <w:r>
+        <w:rPr>
+          <w:rFonts w:eastAsiaTheme="minorEastAsia"/>
+        </w:rPr>
+        <w:t>e as below:</w:t>
+      </w:r>
+    </w:p>
+    <w:p>
+      <w:pPr>
+        <w:rPr>
+          <w:rFonts w:eastAsiaTheme="minorEastAsia"/>
+        </w:rPr>
+      </w:pPr>
+      <m:oMathPara>
+        <m:oMath>
+          <m:r>
+            <w:rPr>
+              <w:rFonts w:ascii="Cambria Math" w:hAnsi="Cambria Math"/>
+            </w:rPr>
+            <m:t>sum</m:t>
+          </m:r>
+          <m:d>
+            <m:dPr>
+              <m:ctrlPr>
+                <w:rPr>
+                  <w:rFonts w:ascii="Cambria Math" w:hAnsi="Cambria Math"/>
+                  <w:i/>
+                </w:rPr>
+              </m:ctrlPr>
+            </m:dPr>
+            <m:e>
+              <m:sSub>
+                <m:sSubPr>
+                  <m:ctrlPr>
+                    <w:rPr>
+                      <w:rFonts w:ascii="Cambria Math" w:hAnsi="Cambria Math"/>
+                      <w:i/>
+                    </w:rPr>
+                  </m:ctrlPr>
+                </m:sSubPr>
+                <m:e>
+                  <m:r>
+                    <w:rPr>
+                      <w:rFonts w:ascii="Cambria Math" w:hAnsi="Cambria Math"/>
+                    </w:rPr>
+                    <m:t>Violation</m:t>
+                  </m:r>
+                </m:e>
+                <m:sub>
+                  <m:r>
+                    <w:rPr>
+                      <w:rFonts w:ascii="Cambria Math" w:hAnsi="Cambria Math"/>
+                    </w:rPr>
+                    <m:t>i</m:t>
+                  </m:r>
+                </m:sub>
+              </m:sSub>
+            </m:e>
+          </m:d>
+          <m:r>
+            <w:rPr>
+              <w:rFonts w:ascii="Cambria Math" w:hAnsi="Cambria Math"/>
+            </w:rPr>
+            <m:t>=0</m:t>
+          </m:r>
+        </m:oMath>
+      </m:oMathPara>
+    </w:p>
+    <w:p>
+      <w:pPr>
+        <w:rPr>
+          <w:rFonts w:eastAsiaTheme="minorEastAsia"/>
+        </w:rPr>
+      </w:pPr>
+      <w:r>
+        <w:rPr>
+          <w:rFonts w:eastAsiaTheme="minorEastAsia"/>
+        </w:rPr>
+        <w:t xml:space="preserve">Alternatively, if </w:t>
+      </w:r>
+      <w:proofErr w:type="gramStart"/>
+      <w:r>
+        <w:rPr>
+          <w:rFonts w:eastAsiaTheme="minorEastAsia"/>
+        </w:rPr>
+        <w:t>no</w:t>
+      </w:r>
+      <w:proofErr w:type="gramEnd"/>
+      <w:r>
+        <w:rPr>
+          <w:rFonts w:eastAsiaTheme="minorEastAsia"/>
+        </w:rPr>
+        <w:t xml:space="preserve"> success in finding this route, I will use a </w:t>
+      </w:r>
+      <w:r>
+        <w:rPr>
+          <w:rFonts w:eastAsiaTheme="minorEastAsia"/>
+        </w:rPr>
+        <w:t>10% violation, so</w:t>
+      </w:r>
+    </w:p>
+    <w:p>
+      <w:pPr>
+        <w:jc w:val="center"/>
+        <w:rPr>
+          <w:rFonts w:eastAsiaTheme="minorEastAsia"/>
+        </w:rPr>
+      </w:pPr>
       <m:oMath>
         <m:r>
           <w:rPr>
             <w:rFonts w:ascii="Cambria Math" w:hAnsi="Cambria Math"/>
           </w:rPr>
-          <m:t>i</m:t>
+          <m:t>-</m:t>
         </m:r>
+        <m:r>
+          <w:rPr>
+            <w:rFonts w:ascii="Cambria Math" w:hAnsi="Cambria Math"/>
+          </w:rPr>
+          <m:t>sum</m:t>
+        </m:r>
+        <m:d>
+          <m:dPr>
+            <m:ctrlPr>
+              <w:rPr>
+                <w:rFonts w:ascii="Cambria Math" w:hAnsi="Cambria Math"/>
+                <w:i/>
+              </w:rPr>
+            </m:ctrlPr>
+          </m:dPr>
+          <m:e>
+            <m:sSub>
+              <m:sSubPr>
+                <m:ctrlPr>
+                  <w:rPr>
+                    <w:rFonts w:ascii="Cambria Math" w:hAnsi="Cambria Math"/>
+                    <w:i/>
+                  </w:rPr>
+                </m:ctrlPr>
+              </m:sSubPr>
+              <m:e>
+                <m:r>
+                  <w:rPr>
+                    <w:rFonts w:ascii="Cambria Math" w:hAnsi="Cambria Math"/>
+                  </w:rPr>
+                  <m:t>Violation</m:t>
+                </m:r>
+              </m:e>
+              <m:sub>
+                <m:r>
+                  <w:rPr>
+                    <w:rFonts w:ascii="Cambria Math" w:hAnsi="Cambria Math"/>
+                  </w:rPr>
+                  <m:t>i</m:t>
+                </m:r>
+              </m:sub>
+            </m:sSub>
+          </m:e>
+        </m:d>
       </m:oMath>
       <w:r>
-        <w:t xml:space="preserve">in slope group </w:t>
-      </w:r>
+        <w:rPr>
+          <w:rFonts w:eastAsiaTheme="minorEastAsia"/>
+        </w:rPr>
+        <w:t xml:space="preserve"> + 60 &gt;= 0</w:t>
+      </w:r>
+    </w:p>
+    <w:p>
+      <w:pPr>
+        <w:jc w:val="center"/>
+        <w:rPr>
+          <w:rFonts w:eastAsiaTheme="minorEastAsia"/>
+        </w:rPr>
+      </w:pPr>
       <m:oMath>
         <m:r>
           <w:rPr>
             <w:rFonts w:ascii="Cambria Math" w:hAnsi="Cambria Math"/>
           </w:rPr>
-          <m:t>s</m:t>
+          <m:t>sum</m:t>
         </m:r>
+        <m:d>
+          <m:dPr>
+            <m:ctrlPr>
+              <w:rPr>
+                <w:rFonts w:ascii="Cambria Math" w:hAnsi="Cambria Math"/>
+                <w:i/>
+              </w:rPr>
+            </m:ctrlPr>
+          </m:dPr>
+          <m:e>
+            <m:sSub>
+              <m:sSubPr>
+                <m:ctrlPr>
+                  <w:rPr>
+                    <w:rFonts w:ascii="Cambria Math" w:hAnsi="Cambria Math"/>
+                    <w:i/>
+                  </w:rPr>
+                </m:ctrlPr>
+              </m:sSubPr>
+              <m:e>
+                <m:r>
+                  <w:rPr>
+                    <w:rFonts w:ascii="Cambria Math" w:hAnsi="Cambria Math"/>
+                  </w:rPr>
+                  <m:t>Violation</m:t>
+                </m:r>
+              </m:e>
+              <m:sub>
+                <m:r>
+                  <w:rPr>
+                    <w:rFonts w:ascii="Cambria Math" w:hAnsi="Cambria Math"/>
+                  </w:rPr>
+                  <m:t>i</m:t>
+                </m:r>
+              </m:sub>
+            </m:sSub>
+          </m:e>
+        </m:d>
       </m:oMath>
       <w:r>
-        <w:t>,</w:t>
-      </w:r>
-    </w:p>
-    <w:p>
-      <m:oMathPara>
-        <m:oMath>
-          <m:f>
-            <m:fPr>
-              <m:ctrlPr>
-                <w:rPr>
-                  <w:rFonts w:ascii="Cambria Math" w:hAnsi="Cambria Math"/>
-                </w:rPr>
-              </m:ctrlPr>
-            </m:fPr>
-            <m:num>
-              <m:sSub>
-                <m:sSubPr>
-                  <m:ctrlPr>
-                    <w:rPr>
-                      <w:rFonts w:ascii="Cambria Math" w:hAnsi="Cambria Math"/>
-                    </w:rPr>
-                  </m:ctrlPr>
-                </m:sSubPr>
-                <m:e>
-                  <m:r>
-                    <w:rPr>
-                      <w:rFonts w:ascii="Cambria Math" w:hAnsi="Cambria Math"/>
-                    </w:rPr>
-                    <m:t>x</m:t>
-                  </m:r>
-                </m:e>
-                <m:sub>
-                  <m:r>
-                    <w:rPr>
-                      <w:rFonts w:ascii="Cambria Math" w:hAnsi="Cambria Math"/>
-                    </w:rPr>
-                    <m:t>i</m:t>
-                  </m:r>
-                </m:sub>
-              </m:sSub>
-            </m:num>
-            <m:den>
-              <m:r>
-                <w:rPr>
-                  <w:rFonts w:ascii="Cambria Math" w:hAnsi="Cambria Math"/>
-                </w:rPr>
-                <m:t>Uni</m:t>
-              </m:r>
-              <m:sSub>
-                <m:sSubPr>
-                  <m:ctrlPr>
-                    <w:rPr>
-                      <w:rFonts w:ascii="Cambria Math" w:hAnsi="Cambria Math"/>
-                    </w:rPr>
-                  </m:ctrlPr>
-                </m:sSubPr>
-                <m:e>
-                  <m:r>
-                    <w:rPr>
-                      <w:rFonts w:ascii="Cambria Math" w:hAnsi="Cambria Math"/>
-                    </w:rPr>
-                    <m:t>t</m:t>
-                  </m:r>
-                </m:e>
-                <m:sub>
-                  <m:r>
-                    <w:rPr>
-                      <w:rFonts w:ascii="Cambria Math" w:hAnsi="Cambria Math"/>
-                    </w:rPr>
-                    <m:t>i</m:t>
-                  </m:r>
-                </m:sub>
-              </m:sSub>
-            </m:den>
-          </m:f>
-          <m:r>
-            <w:rPr>
-              <w:rFonts w:ascii="Cambria Math" w:hAnsi="Cambria Math"/>
-            </w:rPr>
-            <m:t>=</m:t>
-          </m:r>
-          <m:f>
-            <m:fPr>
-              <m:ctrlPr>
-                <w:rPr>
-                  <w:rFonts w:ascii="Cambria Math" w:hAnsi="Cambria Math"/>
-                </w:rPr>
-              </m:ctrlPr>
-            </m:fPr>
-            <m:num>
-              <m:sSub>
-                <m:sSubPr>
-                  <m:ctrlPr>
-                    <w:rPr>
-                      <w:rFonts w:ascii="Cambria Math" w:hAnsi="Cambria Math"/>
-                    </w:rPr>
-                  </m:ctrlPr>
-                </m:sSubPr>
-                <m:e>
-                  <m:r>
-                    <w:rPr>
-                      <w:rFonts w:ascii="Cambria Math" w:hAnsi="Cambria Math"/>
-                    </w:rPr>
-                    <m:t>x</m:t>
-                  </m:r>
-                </m:e>
-                <m:sub>
-                  <m:r>
-                    <w:rPr>
-                      <w:rFonts w:ascii="Cambria Math" w:hAnsi="Cambria Math"/>
-                    </w:rPr>
-                    <m:t>Anchor(s)</m:t>
-                  </m:r>
-                </m:sub>
-              </m:sSub>
-            </m:num>
-            <m:den>
-              <m:r>
-                <w:rPr>
-                  <w:rFonts w:ascii="Cambria Math" w:hAnsi="Cambria Math"/>
-                </w:rPr>
-                <m:t>Uni</m:t>
-              </m:r>
-              <m:sSub>
-                <m:sSubPr>
-                  <m:ctrlPr>
-                    <w:rPr>
-                      <w:rFonts w:ascii="Cambria Math" w:hAnsi="Cambria Math"/>
-                    </w:rPr>
-                  </m:ctrlPr>
-                </m:sSubPr>
-                <m:e>
-                  <m:r>
-                    <w:rPr>
-                      <w:rFonts w:ascii="Cambria Math" w:hAnsi="Cambria Math"/>
-                    </w:rPr>
-                    <m:t>t</m:t>
-                  </m:r>
-                </m:e>
-                <m:sub>
-                  <m:r>
-                    <w:rPr>
-                      <w:rFonts w:ascii="Cambria Math" w:hAnsi="Cambria Math"/>
-                    </w:rPr>
-                    <m:t>Anchor(s)</m:t>
-                  </m:r>
-                </m:sub>
-              </m:sSub>
-            </m:den>
-          </m:f>
-          <m:r>
-            <w:br/>
-          </m:r>
-        </m:oMath>
-      </m:oMathPara>
-    </w:p>
-    <w:p>
-      <w:r>
-        <w:t>or equivalently,</w:t>
-      </w:r>
-    </w:p>
-    <w:p>
-      <m:oMathPara>
-        <m:oMath>
-          <m:sSub>
-            <m:sSubPr>
-              <m:ctrlPr>
-                <w:rPr>
-                  <w:rFonts w:ascii="Cambria Math" w:hAnsi="Cambria Math"/>
-                </w:rPr>
-              </m:ctrlPr>
-            </m:sSubPr>
-            <m:e>
-              <m:r>
-                <w:rPr>
-                  <w:rFonts w:ascii="Cambria Math" w:hAnsi="Cambria Math"/>
-                </w:rPr>
-                <m:t>x</m:t>
-              </m:r>
-            </m:e>
-            <m:sub>
-              <m:r>
-                <w:rPr>
-                  <w:rFonts w:ascii="Cambria Math" w:hAnsi="Cambria Math"/>
-                </w:rPr>
-                <m:t>i</m:t>
-              </m:r>
-            </m:sub>
-          </m:sSub>
-          <m:r>
-            <w:rPr>
-              <w:rFonts w:ascii="Cambria Math" w:hAnsi="Cambria Math"/>
-            </w:rPr>
-            <m:t>=</m:t>
-          </m:r>
-          <m:f>
-            <m:fPr>
-              <m:ctrlPr>
-                <w:rPr>
-                  <w:rFonts w:ascii="Cambria Math" w:hAnsi="Cambria Math"/>
-                </w:rPr>
-              </m:ctrlPr>
-            </m:fPr>
-            <m:num>
-              <m:r>
-                <w:rPr>
-                  <w:rFonts w:ascii="Cambria Math" w:hAnsi="Cambria Math"/>
-                </w:rPr>
-                <m:t>Uni</m:t>
-              </m:r>
-              <m:sSub>
-                <m:sSubPr>
-                  <m:ctrlPr>
-                    <w:rPr>
-                      <w:rFonts w:ascii="Cambria Math" w:hAnsi="Cambria Math"/>
-                    </w:rPr>
-                  </m:ctrlPr>
-                </m:sSubPr>
-                <m:e>
-                  <m:r>
-                    <w:rPr>
-                      <w:rFonts w:ascii="Cambria Math" w:hAnsi="Cambria Math"/>
-                    </w:rPr>
-                    <m:t>t</m:t>
-                  </m:r>
-                </m:e>
-                <m:sub>
-                  <m:r>
-                    <w:rPr>
-                      <w:rFonts w:ascii="Cambria Math" w:hAnsi="Cambria Math"/>
-                    </w:rPr>
-                    <m:t>i</m:t>
-                  </m:r>
-                </m:sub>
-              </m:sSub>
-            </m:num>
-            <m:den>
-              <m:r>
-                <w:rPr>
-                  <w:rFonts w:ascii="Cambria Math" w:hAnsi="Cambria Math"/>
-                </w:rPr>
-                <m:t>Uni</m:t>
-              </m:r>
-              <m:sSub>
-                <m:sSubPr>
-                  <m:ctrlPr>
-                    <w:rPr>
-                      <w:rFonts w:ascii="Cambria Math" w:hAnsi="Cambria Math"/>
-                    </w:rPr>
-                  </m:ctrlPr>
-                </m:sSubPr>
-                <m:e>
-                  <m:r>
-                    <w:rPr>
-                      <w:rFonts w:ascii="Cambria Math" w:hAnsi="Cambria Math"/>
-                    </w:rPr>
-                    <m:t>t</m:t>
-                  </m:r>
-                </m:e>
-                <m:sub>
-                  <m:r>
-                    <w:rPr>
-                      <w:rFonts w:ascii="Cambria Math" w:hAnsi="Cambria Math"/>
-                    </w:rPr>
-                    <m:t>Anchor(s)</m:t>
-                  </m:r>
-                </m:sub>
-              </m:sSub>
-            </m:den>
-          </m:f>
-          <m:sSub>
-            <m:sSubPr>
-              <m:ctrlPr>
-                <w:rPr>
-                  <w:rFonts w:ascii="Cambria Math" w:hAnsi="Cambria Math"/>
-                </w:rPr>
-              </m:ctrlPr>
-            </m:sSubPr>
-            <m:e>
-              <m:r>
-                <w:rPr>
-                  <w:rFonts w:ascii="Cambria Math" w:hAnsi="Cambria Math"/>
-                </w:rPr>
-                <m:t>x</m:t>
-              </m:r>
-            </m:e>
-            <m:sub>
-              <m:r>
-                <w:rPr>
-                  <w:rFonts w:ascii="Cambria Math" w:hAnsi="Cambria Math"/>
-                </w:rPr>
-                <m:t>Anchor(s)</m:t>
-              </m:r>
-            </m:sub>
-          </m:sSub>
-          <m:r>
-            <m:rPr>
-              <m:sty m:val="p"/>
-            </m:rPr>
-            <w:rPr>
-              <w:rFonts w:ascii="Cambria Math" w:hAnsi="Cambria Math"/>
-            </w:rPr>
-            <m:t>.</m:t>
-          </m:r>
-          <m:r>
-            <w:br/>
-          </m:r>
-        </m:oMath>
-      </m:oMathPara>
+        <w:rPr>
+          <w:rFonts w:eastAsiaTheme="minorEastAsia"/>
+        </w:rPr>
+        <w:t xml:space="preserve">  </w:t>
+      </w:r>
+      <w:r>
+        <w:rPr>
+          <w:rFonts w:eastAsiaTheme="minorEastAsia"/>
+        </w:rPr>
+        <w:t>&lt; 60</w:t>
+      </w:r>
+    </w:p>
+    <w:p>
+      <w:pPr>
+        <w:rPr>
+          <w:rFonts w:eastAsiaTheme="minorEastAsia"/>
+        </w:rPr>
+      </w:pPr>
+      <w:r>
+        <w:rPr>
+          <w:rFonts w:eastAsiaTheme="minorEastAsia"/>
+        </w:rPr>
+        <w:t xml:space="preserve">I noted that most of </w:t>
+      </w:r>
+      <w:proofErr w:type="gramStart"/>
+      <w:r>
+        <w:rPr>
+          <w:rFonts w:eastAsiaTheme="minorEastAsia"/>
+        </w:rPr>
+        <w:t>this very small violations</w:t>
+      </w:r>
+      <w:proofErr w:type="gramEnd"/>
+      <w:r>
+        <w:rPr>
+          <w:rFonts w:eastAsiaTheme="minorEastAsia"/>
+        </w:rPr>
+        <w:t xml:space="preserve"> </w:t>
+      </w:r>
+      <w:r>
+        <w:rPr>
+          <w:rFonts w:eastAsiaTheme="minorEastAsia"/>
+        </w:rPr>
+        <w:t xml:space="preserve">happens when </w:t>
+      </w:r>
+      <m:oMath>
+        <m:r>
+          <w:rPr>
+            <w:rFonts w:ascii="Cambria Math" w:hAnsi="Cambria Math"/>
+          </w:rPr>
+          <m:t>Slope</m:t>
+        </m:r>
+        <m:r>
+          <w:rPr>
+            <w:rFonts w:ascii="Cambria Math" w:hAnsi="Cambria Math"/>
+          </w:rPr>
+          <m:t xml:space="preserve"> is near</m:t>
+        </m:r>
+        <m:func>
+          <m:funcPr>
+            <m:ctrlPr>
+              <w:rPr>
+                <w:rFonts w:ascii="Cambria Math" w:hAnsi="Cambria Math"/>
+                <w:i/>
+              </w:rPr>
+            </m:ctrlPr>
+          </m:funcPr>
+          <m:fName>
+            <m:r>
+              <m:rPr>
+                <m:sty m:val="p"/>
+              </m:rPr>
+              <w:rPr>
+                <w:rFonts w:ascii="Cambria Math" w:hAnsi="Cambria Math"/>
+              </w:rPr>
+              <m:t>max</m:t>
+            </m:r>
+          </m:fName>
+          <m:e>
+            <m:r>
+              <w:rPr>
+                <w:rFonts w:ascii="Cambria Math" w:hAnsi="Cambria Math"/>
+              </w:rPr>
+              <m:t>or min</m:t>
+            </m:r>
+          </m:e>
+        </m:func>
+      </m:oMath>
+    </w:p>
+    <w:p>
+      <w:pPr>
+        <w:rPr>
+          <w:rFonts w:eastAsiaTheme="minorEastAsia"/>
+        </w:rPr>
+      </w:pPr>
     </w:p>
     <w:p>
       <w:pPr>
@@ -8216,6 +8502,9 @@
             </m:sub>
           </m:sSub>
           <m:r>
+            <m:rPr>
+              <m:sty m:val="p"/>
+            </m:rPr>
             <w:br/>
           </m:r>
         </m:oMath>
@@ -8719,16 +9008,20 @@
             </m:e>
           </m:borderBox>
           <m:r>
+            <m:rPr>
+              <m:sty m:val="p"/>
+            </m:rPr>
             <w:br/>
           </m:r>
         </m:oMath>
       </m:oMathPara>
     </w:p>
     <w:p>
-      <w:r>
-        <w:lastRenderedPageBreak/>
+      <w:proofErr w:type="gramStart"/>
+      <w:r>
         <w:t>where</w:t>
       </w:r>
+      <w:proofErr w:type="gramEnd"/>
     </w:p>
     <w:p>
       <m:oMathPara>
@@ -8923,6 +9216,9 @@
             <m:t>.</m:t>
           </m:r>
           <m:r>
+            <m:rPr>
+              <m:sty m:val="p"/>
+            </m:rPr>
             <w:br/>
           </m:r>
         </m:oMath>
@@ -8935,8 +9231,9 @@
     </w:p>
     <w:p>
       <w:r>
+        <w:lastRenderedPageBreak/>
         <w:pict w14:anchorId="0A302629">
-          <v:rect id="_x0000_i1157" style="width:0;height:1.5pt" o:hralign="center" o:hrstd="t" o:hr="t" fillcolor="#a0a0a0" stroked="f"/>
+          <v:rect id="_x0000_i1036" style="width:0;height:1.5pt" o:hralign="center" o:hrstd="t" o:hr="t" fillcolor="#a0a0a0" stroked="f"/>
         </w:pict>
       </w:r>
     </w:p>
@@ -8996,15 +9293,53 @@
     </w:p>
     <w:p>
       <w:r>
-        <w:t xml:space="preserve">Since all the decision variables are continuous (DiscountMin, DiscountMax, and INCL for each product), this problem is well suited for scipy.optimize.minimize using either the </w:t>
+        <w:t>Since all the decision variables are continuous (</w:t>
+      </w:r>
+      <w:proofErr w:type="spellStart"/>
+      <w:r>
+        <w:t>DiscountMin</w:t>
+      </w:r>
+      <w:proofErr w:type="spellEnd"/>
+      <w:r>
+        <w:t xml:space="preserve">, </w:t>
+      </w:r>
+      <w:proofErr w:type="spellStart"/>
+      <w:r>
+        <w:t>DiscountMax</w:t>
+      </w:r>
+      <w:proofErr w:type="spellEnd"/>
+      <w:r>
+        <w:t xml:space="preserve">, and INCL for each product), this problem is well suited for </w:t>
+      </w:r>
+      <w:proofErr w:type="spellStart"/>
+      <w:proofErr w:type="gramStart"/>
+      <w:r>
+        <w:t>scipy.optimize</w:t>
+      </w:r>
+      <w:proofErr w:type="gramEnd"/>
+      <w:r>
+        <w:t>.minimize</w:t>
+      </w:r>
+      <w:proofErr w:type="spellEnd"/>
+      <w:r>
+        <w:t xml:space="preserve"> using either the </w:t>
       </w:r>
       <w:r>
         <w:rPr>
           <w:b/>
           <w:bCs/>
         </w:rPr>
-        <w:t>trust-constr</w:t>
-      </w:r>
+        <w:t>trust-</w:t>
+      </w:r>
+      <w:proofErr w:type="spellStart"/>
+      <w:r>
+        <w:rPr>
+          <w:b/>
+          <w:bCs/>
+        </w:rPr>
+        <w:t>constr</w:t>
+      </w:r>
+      <w:proofErr w:type="spellEnd"/>
       <w:r>
         <w:t xml:space="preserve"> or </w:t>
       </w:r>
@@ -10826,6 +11161,7 @@
   <w:style w:type="character" w:default="1" w:styleId="DefaultParagraphFont">
     <w:name w:val="Default Paragraph Font"/>
     <w:uiPriority w:val="1"/>
+    <w:semiHidden/>
     <w:unhideWhenUsed/>
   </w:style>
   <w:style w:type="table" w:default="1" w:styleId="TableNormal">
